--- a/a7/packages/A7 Unit 6 - Relationships in Triangles/Lessons/6.06/A7 6.06 Real-World Coordinate-Plane Problems; Perimeter - Additional Question Bank.docx
+++ b/a7/packages/A7 Unit 6 - Relationships in Triangles/Lessons/6.06/A7 6.06 Real-World Coordinate-Plane Problems; Perimeter - Additional Question Bank.docx
@@ -247,7 +247,7 @@
             <w:r>
               <w:drawing>
                 <wp:inline xmlns:a="http://schemas.openxmlformats.org/drawingml/2006/main" xmlns:pic="http://schemas.openxmlformats.org/drawingml/2006/picture">
-                  <wp:extent cx="600456" cy="143256"/>
+                  <wp:extent cx="551688" cy="143256"/>
                   <wp:docPr id="1" name="Picture 1"/>
                   <wp:cNvGraphicFramePr>
                     <a:graphicFrameLocks noChangeAspect="1"/>
@@ -256,7 +256,7 @@
                     <a:graphicData uri="http://schemas.openxmlformats.org/drawingml/2006/picture">
                       <pic:pic>
                         <pic:nvPicPr>
-                          <pic:cNvPr id="0" name="9c87235eb39d6607.png"/>
+                          <pic:cNvPr id="0" name="c09463081a66dab0.png"/>
                           <pic:cNvPicPr/>
                         </pic:nvPicPr>
                         <pic:blipFill>
@@ -268,7 +268,7 @@
                         <pic:spPr>
                           <a:xfrm>
                             <a:off x="0" y="0"/>
-                            <a:ext cx="600456" cy="143256"/>
+                            <a:ext cx="551688" cy="143256"/>
                           </a:xfrm>
                           <a:prstGeom prst="rect"/>
                         </pic:spPr>
@@ -290,7 +290,7 @@
             <w:r>
               <w:drawing>
                 <wp:inline xmlns:a="http://schemas.openxmlformats.org/drawingml/2006/main" xmlns:pic="http://schemas.openxmlformats.org/drawingml/2006/picture">
-                  <wp:extent cx="487680" cy="143256"/>
+                  <wp:extent cx="438912" cy="143256"/>
                   <wp:docPr id="2" name="Picture 2"/>
                   <wp:cNvGraphicFramePr>
                     <a:graphicFrameLocks noChangeAspect="1"/>
@@ -299,7 +299,7 @@
                     <a:graphicData uri="http://schemas.openxmlformats.org/drawingml/2006/picture">
                       <pic:pic>
                         <pic:nvPicPr>
-                          <pic:cNvPr id="0" name="8f2460e8aa55950e.png"/>
+                          <pic:cNvPr id="0" name="6bd6494a196ab00c.png"/>
                           <pic:cNvPicPr/>
                         </pic:nvPicPr>
                         <pic:blipFill>
@@ -311,7 +311,7 @@
                         <pic:spPr>
                           <a:xfrm>
                             <a:off x="0" y="0"/>
-                            <a:ext cx="487680" cy="143256"/>
+                            <a:ext cx="438912" cy="143256"/>
                           </a:xfrm>
                           <a:prstGeom prst="rect"/>
                         </pic:spPr>
@@ -430,7 +430,7 @@
             <w:r>
               <w:drawing>
                 <wp:inline xmlns:a="http://schemas.openxmlformats.org/drawingml/2006/main" xmlns:pic="http://schemas.openxmlformats.org/drawingml/2006/picture">
-                  <wp:extent cx="487680" cy="146304"/>
+                  <wp:extent cx="438912" cy="146304"/>
                   <wp:docPr id="4" name="Picture 4"/>
                   <wp:cNvGraphicFramePr>
                     <a:graphicFrameLocks noChangeAspect="1"/>
@@ -439,7 +439,7 @@
                     <a:graphicData uri="http://schemas.openxmlformats.org/drawingml/2006/picture">
                       <pic:pic>
                         <pic:nvPicPr>
-                          <pic:cNvPr id="0" name="1f3f69622ee5b9be.png"/>
+                          <pic:cNvPr id="0" name="e3a1203a298b05e9.png"/>
                           <pic:cNvPicPr/>
                         </pic:nvPicPr>
                         <pic:blipFill>
@@ -451,7 +451,7 @@
                         <pic:spPr>
                           <a:xfrm>
                             <a:off x="0" y="0"/>
-                            <a:ext cx="487680" cy="146304"/>
+                            <a:ext cx="438912" cy="146304"/>
                           </a:xfrm>
                           <a:prstGeom prst="rect"/>
                         </pic:spPr>
@@ -473,7 +473,7 @@
             <w:r>
               <w:drawing>
                 <wp:inline xmlns:a="http://schemas.openxmlformats.org/drawingml/2006/main" xmlns:pic="http://schemas.openxmlformats.org/drawingml/2006/picture">
-                  <wp:extent cx="600456" cy="143256"/>
+                  <wp:extent cx="551688" cy="143256"/>
                   <wp:docPr id="5" name="Picture 5"/>
                   <wp:cNvGraphicFramePr>
                     <a:graphicFrameLocks noChangeAspect="1"/>
@@ -482,7 +482,7 @@
                     <a:graphicData uri="http://schemas.openxmlformats.org/drawingml/2006/picture">
                       <pic:pic>
                         <pic:nvPicPr>
-                          <pic:cNvPr id="0" name="e69aa52a47dfc0ee.png"/>
+                          <pic:cNvPr id="0" name="8f2a37dce5fd1dc5.png"/>
                           <pic:cNvPicPr/>
                         </pic:nvPicPr>
                         <pic:blipFill>
@@ -494,7 +494,7 @@
                         <pic:spPr>
                           <a:xfrm>
                             <a:off x="0" y="0"/>
-                            <a:ext cx="600456" cy="143256"/>
+                            <a:ext cx="551688" cy="143256"/>
                           </a:xfrm>
                           <a:prstGeom prst="rect"/>
                         </pic:spPr>
@@ -699,7 +699,7 @@
             <w:r>
               <w:drawing>
                 <wp:inline xmlns:a="http://schemas.openxmlformats.org/drawingml/2006/main" xmlns:pic="http://schemas.openxmlformats.org/drawingml/2006/picture">
-                  <wp:extent cx="487680" cy="143256"/>
+                  <wp:extent cx="438912" cy="143256"/>
                   <wp:docPr id="9" name="Picture 9"/>
                   <wp:cNvGraphicFramePr>
                     <a:graphicFrameLocks noChangeAspect="1"/>
@@ -708,7 +708,7 @@
                     <a:graphicData uri="http://schemas.openxmlformats.org/drawingml/2006/picture">
                       <pic:pic>
                         <pic:nvPicPr>
-                          <pic:cNvPr id="0" name="6beeacbc561addb0.png"/>
+                          <pic:cNvPr id="0" name="aa72a99fd5de715c.png"/>
                           <pic:cNvPicPr/>
                         </pic:nvPicPr>
                         <pic:blipFill>
@@ -720,7 +720,7 @@
                         <pic:spPr>
                           <a:xfrm>
                             <a:off x="0" y="0"/>
-                            <a:ext cx="487680" cy="143256"/>
+                            <a:ext cx="438912" cy="143256"/>
                           </a:xfrm>
                           <a:prstGeom prst="rect"/>
                         </pic:spPr>
@@ -796,7 +796,7 @@
             <w:r>
               <w:drawing>
                 <wp:inline xmlns:a="http://schemas.openxmlformats.org/drawingml/2006/main" xmlns:pic="http://schemas.openxmlformats.org/drawingml/2006/picture">
-                  <wp:extent cx="600456" cy="143256"/>
+                  <wp:extent cx="551688" cy="143256"/>
                   <wp:docPr id="10" name="Picture 10"/>
                   <wp:cNvGraphicFramePr>
                     <a:graphicFrameLocks noChangeAspect="1"/>
@@ -805,7 +805,7 @@
                     <a:graphicData uri="http://schemas.openxmlformats.org/drawingml/2006/picture">
                       <pic:pic>
                         <pic:nvPicPr>
-                          <pic:cNvPr id="0" name="f39b2a87ce25b18d.png"/>
+                          <pic:cNvPr id="0" name="b734e8f65ae99d15.png"/>
                           <pic:cNvPicPr/>
                         </pic:nvPicPr>
                         <pic:blipFill>
@@ -817,7 +817,7 @@
                         <pic:spPr>
                           <a:xfrm>
                             <a:off x="0" y="0"/>
-                            <a:ext cx="600456" cy="143256"/>
+                            <a:ext cx="551688" cy="143256"/>
                           </a:xfrm>
                           <a:prstGeom prst="rect"/>
                         </pic:spPr>
@@ -839,7 +839,7 @@
             <w:r>
               <w:drawing>
                 <wp:inline xmlns:a="http://schemas.openxmlformats.org/drawingml/2006/main" xmlns:pic="http://schemas.openxmlformats.org/drawingml/2006/picture">
-                  <wp:extent cx="487680" cy="143256"/>
+                  <wp:extent cx="438912" cy="143256"/>
                   <wp:docPr id="11" name="Picture 11"/>
                   <wp:cNvGraphicFramePr>
                     <a:graphicFrameLocks noChangeAspect="1"/>
@@ -848,7 +848,7 @@
                     <a:graphicData uri="http://schemas.openxmlformats.org/drawingml/2006/picture">
                       <pic:pic>
                         <pic:nvPicPr>
-                          <pic:cNvPr id="0" name="a42e1b74a394b36f.png"/>
+                          <pic:cNvPr id="0" name="7428fce8a218c3c7.png"/>
                           <pic:cNvPicPr/>
                         </pic:nvPicPr>
                         <pic:blipFill>
@@ -860,7 +860,7 @@
                         <pic:spPr>
                           <a:xfrm>
                             <a:off x="0" y="0"/>
-                            <a:ext cx="487680" cy="143256"/>
+                            <a:ext cx="438912" cy="143256"/>
                           </a:xfrm>
                           <a:prstGeom prst="rect"/>
                         </pic:spPr>
@@ -1213,7 +1213,7 @@
             <w:r>
               <w:drawing>
                 <wp:inline xmlns:a="http://schemas.openxmlformats.org/drawingml/2006/main" xmlns:pic="http://schemas.openxmlformats.org/drawingml/2006/picture">
-                  <wp:extent cx="487680" cy="143256"/>
+                  <wp:extent cx="438912" cy="143256"/>
                   <wp:docPr id="16" name="Picture 16"/>
                   <wp:cNvGraphicFramePr>
                     <a:graphicFrameLocks noChangeAspect="1"/>
@@ -1222,7 +1222,7 @@
                     <a:graphicData uri="http://schemas.openxmlformats.org/drawingml/2006/picture">
                       <pic:pic>
                         <pic:nvPicPr>
-                          <pic:cNvPr id="0" name="c92596cd59f6d2ef.png"/>
+                          <pic:cNvPr id="0" name="874cc059ff32ee3c.png"/>
                           <pic:cNvPicPr/>
                         </pic:nvPicPr>
                         <pic:blipFill>
@@ -1234,7 +1234,7 @@
                         <pic:spPr>
                           <a:xfrm>
                             <a:off x="0" y="0"/>
-                            <a:ext cx="487680" cy="143256"/>
+                            <a:ext cx="438912" cy="143256"/>
                           </a:xfrm>
                           <a:prstGeom prst="rect"/>
                         </pic:spPr>
@@ -1328,7 +1328,7 @@
             <w:r>
               <w:drawing>
                 <wp:inline xmlns:a="http://schemas.openxmlformats.org/drawingml/2006/main" xmlns:pic="http://schemas.openxmlformats.org/drawingml/2006/picture">
-                  <wp:extent cx="600456" cy="143256"/>
+                  <wp:extent cx="551688" cy="143256"/>
                   <wp:docPr id="17" name="Picture 17"/>
                   <wp:cNvGraphicFramePr>
                     <a:graphicFrameLocks noChangeAspect="1"/>
@@ -1337,7 +1337,7 @@
                     <a:graphicData uri="http://schemas.openxmlformats.org/drawingml/2006/picture">
                       <pic:pic>
                         <pic:nvPicPr>
-                          <pic:cNvPr id="0" name="8f4245c0f28fc48c.png"/>
+                          <pic:cNvPr id="0" name="73724a911f270119.png"/>
                           <pic:cNvPicPr/>
                         </pic:nvPicPr>
                         <pic:blipFill>
@@ -1349,7 +1349,7 @@
                         <pic:spPr>
                           <a:xfrm>
                             <a:off x="0" y="0"/>
-                            <a:ext cx="600456" cy="143256"/>
+                            <a:ext cx="551688" cy="143256"/>
                           </a:xfrm>
                           <a:prstGeom prst="rect"/>
                         </pic:spPr>
@@ -1371,7 +1371,7 @@
             <w:r>
               <w:drawing>
                 <wp:inline xmlns:a="http://schemas.openxmlformats.org/drawingml/2006/main" xmlns:pic="http://schemas.openxmlformats.org/drawingml/2006/picture">
-                  <wp:extent cx="487680" cy="146304"/>
+                  <wp:extent cx="438912" cy="146304"/>
                   <wp:docPr id="18" name="Picture 18"/>
                   <wp:cNvGraphicFramePr>
                     <a:graphicFrameLocks noChangeAspect="1"/>
@@ -1380,7 +1380,7 @@
                     <a:graphicData uri="http://schemas.openxmlformats.org/drawingml/2006/picture">
                       <pic:pic>
                         <pic:nvPicPr>
-                          <pic:cNvPr id="0" name="a55a5e43a23767dc.png"/>
+                          <pic:cNvPr id="0" name="187be6a5998ed97c.png"/>
                           <pic:cNvPicPr/>
                         </pic:nvPicPr>
                         <pic:blipFill>
@@ -1392,7 +1392,7 @@
                         <pic:spPr>
                           <a:xfrm>
                             <a:off x="0" y="0"/>
-                            <a:ext cx="487680" cy="146304"/>
+                            <a:ext cx="438912" cy="146304"/>
                           </a:xfrm>
                           <a:prstGeom prst="rect"/>
                         </pic:spPr>
@@ -1673,7 +1673,7 @@
             <w:r>
               <w:drawing>
                 <wp:inline xmlns:a="http://schemas.openxmlformats.org/drawingml/2006/main" xmlns:pic="http://schemas.openxmlformats.org/drawingml/2006/picture">
-                  <wp:extent cx="487680" cy="146304"/>
+                  <wp:extent cx="438912" cy="146304"/>
                   <wp:docPr id="23" name="Picture 23"/>
                   <wp:cNvGraphicFramePr>
                     <a:graphicFrameLocks noChangeAspect="1"/>
@@ -1682,7 +1682,7 @@
                     <a:graphicData uri="http://schemas.openxmlformats.org/drawingml/2006/picture">
                       <pic:pic>
                         <pic:nvPicPr>
-                          <pic:cNvPr id="0" name="aa6b58028b710bc4.png"/>
+                          <pic:cNvPr id="0" name="5b9de690303f69d7.png"/>
                           <pic:cNvPicPr/>
                         </pic:nvPicPr>
                         <pic:blipFill>
@@ -1694,7 +1694,7 @@
                         <pic:spPr>
                           <a:xfrm>
                             <a:off x="0" y="0"/>
-                            <a:ext cx="487680" cy="146304"/>
+                            <a:ext cx="438912" cy="146304"/>
                           </a:xfrm>
                           <a:prstGeom prst="rect"/>
                         </pic:spPr>
@@ -1888,7 +1888,7 @@
             <w:r>
               <w:drawing>
                 <wp:inline xmlns:a="http://schemas.openxmlformats.org/drawingml/2006/main" xmlns:pic="http://schemas.openxmlformats.org/drawingml/2006/picture">
-                  <wp:extent cx="600456" cy="146304"/>
+                  <wp:extent cx="551688" cy="146304"/>
                   <wp:docPr id="24" name="Picture 24"/>
                   <wp:cNvGraphicFramePr>
                     <a:graphicFrameLocks noChangeAspect="1"/>
@@ -1897,7 +1897,7 @@
                     <a:graphicData uri="http://schemas.openxmlformats.org/drawingml/2006/picture">
                       <pic:pic>
                         <pic:nvPicPr>
-                          <pic:cNvPr id="0" name="7530537c78984038.png"/>
+                          <pic:cNvPr id="0" name="d8d2869a13cdf09c.png"/>
                           <pic:cNvPicPr/>
                         </pic:nvPicPr>
                         <pic:blipFill>
@@ -1909,7 +1909,7 @@
                         <pic:spPr>
                           <a:xfrm>
                             <a:off x="0" y="0"/>
-                            <a:ext cx="600456" cy="146304"/>
+                            <a:ext cx="551688" cy="146304"/>
                           </a:xfrm>
                           <a:prstGeom prst="rect"/>
                         </pic:spPr>
